--- a/files/marked/IS-002-07內部稽核計畫.docx
+++ b/files/marked/IS-002-07內部稽核計畫.docx
@@ -61,20 +61,7 @@
         </w:rPr>
       </w:pPr>
       <w:r>
-        <w:rPr>
-          <w:rFonts w:ascii="Arial" w:eastAsia="標楷體" w:hAnsi="Arial" w:cs="Arial" w:hint="eastAsia"/>
-          <w:sz w:val="56"/>
-          <w:highlight w:val="yellow"/>
-        </w:rPr>
-        <w:t>OOOO</w:t>
-      </w:r>
-      <w:r>
-        <w:rPr>
-          <w:rFonts w:ascii="Arial" w:eastAsia="標楷體" w:hAnsi="Arial" w:cs="Arial" w:hint="eastAsia"/>
-          <w:sz w:val="56"/>
-          <w:highlight w:val="yellow"/>
-        </w:rPr>
-        <w:t>股份有限公司</w:t>
+        <w:t>{{company_name}}</w:t>
       </w:r>
     </w:p>
     <w:p>
@@ -263,60 +250,7 @@
         </w:rPr>
       </w:pPr>
       <w:r>
-        <w:rPr>
-          <w:rFonts w:ascii="Arial" w:eastAsia="標楷體" w:hAnsi="Arial" w:cs="Arial" w:hint="eastAsia"/>
-          <w:sz w:val="28"/>
-          <w:highlight w:val="yellow"/>
-        </w:rPr>
-        <w:t>制訂日期：</w:t>
-      </w:r>
-      <w:r>
-        <w:rPr>
-          <w:rFonts w:ascii="Arial" w:eastAsia="標楷體" w:hAnsi="Arial" w:cs="Arial" w:hint="eastAsia"/>
-          <w:sz w:val="28"/>
-          <w:highlight w:val="yellow"/>
-        </w:rPr>
-        <w:t>OOO</w:t>
-      </w:r>
-      <w:r>
-        <w:rPr>
-          <w:rFonts w:ascii="Arial" w:eastAsia="標楷體" w:hAnsi="Arial" w:cs="Arial" w:hint="eastAsia"/>
-          <w:sz w:val="28"/>
-          <w:highlight w:val="yellow"/>
-        </w:rPr>
-        <w:t>年</w:t>
-      </w:r>
-      <w:r>
-        <w:rPr>
-          <w:rFonts w:ascii="Arial" w:eastAsia="標楷體" w:hAnsi="Arial" w:cs="Arial" w:hint="eastAsia"/>
-          <w:sz w:val="28"/>
-          <w:highlight w:val="yellow"/>
-        </w:rPr>
-        <w:t>07</w:t>
-      </w:r>
-      <w:r>
-        <w:rPr>
-          <w:rFonts w:ascii="Arial" w:eastAsia="標楷體" w:hAnsi="Arial" w:cs="Arial" w:hint="eastAsia"/>
-          <w:sz w:val="28"/>
-          <w:highlight w:val="yellow"/>
-        </w:rPr>
-        <w:t>月</w:t>
-      </w:r>
-      <w:r>
-        <w:rPr>
-          <w:rFonts w:ascii="Arial" w:eastAsia="標楷體" w:hAnsi="Arial" w:cs="Arial" w:hint="eastAsia"/>
-          <w:sz w:val="28"/>
-          <w:highlight w:val="yellow"/>
-        </w:rPr>
-        <w:t>01</w:t>
-      </w:r>
-      <w:r>
-        <w:rPr>
-          <w:rFonts w:ascii="Arial" w:eastAsia="標楷體" w:hAnsi="Arial" w:cs="Arial" w:hint="eastAsia"/>
-          <w:sz w:val="28"/>
-          <w:highlight w:val="yellow"/>
-        </w:rPr>
-        <w:t>日</w:t>
+        <w:t>制訂日期：{{publish_date}}07月01日</w:t>
       </w:r>
     </w:p>
     <w:p>
@@ -333,36 +267,7 @@
         </w:rPr>
       </w:pPr>
       <w:r>
-        <w:rPr>
-          <w:rFonts w:ascii="Arial" w:eastAsia="標楷體" w:hAnsi="Arial" w:cs="Arial" w:hint="eastAsia"/>
-          <w:sz w:val="28"/>
-          <w:highlight w:val="yellow"/>
-        </w:rPr>
-        <w:t>紀錄編號：</w:t>
-      </w:r>
-      <w:r>
-        <w:rPr>
-          <w:rFonts w:ascii="Arial" w:eastAsia="標楷體" w:hAnsi="Arial" w:cs="Arial"/>
-          <w:sz w:val="28"/>
-          <w:highlight w:val="yellow"/>
-        </w:rPr>
-        <w:t>IS-R-</w:t>
-      </w:r>
-      <w:r>
-        <w:rPr>
-          <w:rFonts w:ascii="Arial" w:eastAsia="標楷體" w:hAnsi="Arial" w:cs="Arial"/>
-          <w:sz w:val="28"/>
-          <w:highlight w:val="yellow"/>
-        </w:rPr>
-        <w:t>26</w:t>
-      </w:r>
-      <w:r>
-        <w:rPr>
-          <w:rFonts w:ascii="Arial" w:eastAsia="標楷體" w:hAnsi="Arial" w:cs="Arial"/>
-          <w:sz w:val="28"/>
-          <w:highlight w:val="yellow"/>
-        </w:rPr>
-        <w:t>-XXXXXX-XX</w:t>
+        <w:t>紀錄編號：IS-R-{{publish_date_short}}-XXXXXX-XX</w:t>
       </w:r>
     </w:p>
     <w:p>
@@ -602,57 +507,9 @@
       <w:pPr>
         <w:pStyle w:val="1"/>
       </w:pPr>
-      <w:bookmarkStart w:id="0" w:name="_Toc5020813"/>
-      <w:r>
-        <w:rPr>
-          <w:rFonts w:hint="eastAsia"/>
-        </w:rPr>
-        <w:lastRenderedPageBreak/>
-        <w:t>目的：</w:t>
-      </w:r>
-      <w:r>
-        <w:rPr>
-          <w:rFonts w:ascii="標楷體" w:hAnsi="標楷體" w:hint="eastAsia"/>
-        </w:rPr>
-        <w:t>為落實</w:t>
-      </w:r>
-      <w:bookmarkStart w:id="1" w:name="_GoBack"/>
-      <w:bookmarkEnd w:id="1"/>
-      <w:r>
-        <w:rPr>
-          <w:rFonts w:hint="eastAsia"/>
-          <w:szCs w:val="28"/>
-          <w:highlight w:val="yellow"/>
-        </w:rPr>
-        <w:t>OOOO</w:t>
-      </w:r>
-      <w:r>
-        <w:rPr>
-          <w:rFonts w:hint="eastAsia"/>
-          <w:szCs w:val="28"/>
-          <w:highlight w:val="yellow"/>
-        </w:rPr>
-        <w:t>股份有限公司</w:t>
-      </w:r>
-      <w:r>
-        <w:rPr>
-          <w:rFonts w:ascii="標楷體" w:hAnsi="標楷體" w:hint="eastAsia"/>
-        </w:rPr>
-        <w:t>（以下簡稱</w:t>
-      </w:r>
-      <w:r>
-        <w:rPr>
-          <w:rFonts w:ascii="標楷體" w:hAnsi="標楷體" w:hint="eastAsia"/>
-        </w:rPr>
-        <w:t>本公司</w:t>
-      </w:r>
-      <w:r>
-        <w:rPr>
-          <w:rFonts w:ascii="標楷體" w:hAnsi="標楷體" w:hint="eastAsia"/>
-        </w:rPr>
-        <w:t>）資訊安全管理制度執行，以反映政策、法令、技術及現行業務之最新狀況，確保資訊安全政策與資訊安全實務作業之有效性及可行性。</w:t>
-      </w:r>
-      <w:bookmarkEnd w:id="0"/>
+      <w:r>
+        <w:t>目的：為落實{{company_name}}（以下簡稱本公司）資訊安全管理制度執行，以反映政策、法令、技術及現行業務之最新狀況，確保資訊安全政策與資訊安全實務作業之有效性及可行性。</w:t>
+      </w:r>
     </w:p>
     <w:p>
       <w:pPr>
